--- a/releases/final_review/G_TR6plus_Dataset_Readiness_Report.docx
+++ b/releases/final_review/G_TR6plus_Dataset_Readiness_Report.docx
@@ -146,7 +146,7 @@
           <w:sz w:val="20"/>
           <w:szCs w:val="20"/>
         </w:rPr>
-        <w:t xml:space="preserve">15 October 2026</w:t>
+        <w:t xml:space="preserve">17 October 2026</w:t>
       </w:r>
     </w:p>
     <w:p>
@@ -3955,7 +3955,7 @@
         <w:rPr>
           <w:rFonts w:ascii="Calibri" w:cs="Calibri" w:eastAsia="Calibri" w:hAnsi="Calibri"/>
         </w:rPr>
-        <w:t xml:space="preserve"> (Mango thermal) is known to be wrong. No human has reviewed or submitted an annotation; CVAT is not installed. Consequently U-Net training is blocked.</w:t>
+        <w:t xml:space="preserve"> (Mango thermal) is known to be wrong. A second round (180 images, project 'Foresight U-Net decay') collected 180 image-level human decisions but 0 polygons; these decisions train the visible-decay check and gate the machine-generated masks used by the pilot U-Net. Human-drawn decay polygons remain outstanding.</w:t>
       </w:r>
     </w:p>
     <w:p>
